--- a/example_articles/states/Kentucky/4.states_Kentucky_Other_publisher.docx
+++ b/example_articles/states/Kentucky/4.states_Kentucky_Other_publisher.docx
@@ -27,17 +27,17 @@
     </w:p>
     <w:p>
       <w:r>
-        <w:t>Source File: Other publishers/Files (500) (9).DOCX</w:t>
+        <w:t>Source file: Other publishers/Files (500) (9).DOCX</w:t>
       </w:r>
     </w:p>
     <w:p>
       <w:r>
-        <w:t>Raw locations result: ['Kentucky']</w:t>
+        <w:t>Raw locations result, 'locations': ['Kentucky']</w:t>
       </w:r>
     </w:p>
     <w:p>
       <w:r>
-        <w:t>states_stand_flat (Standardized): Kentucky</w:t>
+        <w:t>Standardized locations result, 'states_stand_flat': Kentucky</w:t>
       </w:r>
     </w:p>
     <w:p>

--- a/example_articles/states/Kentucky/4.states_Kentucky_Other_publisher.docx
+++ b/example_articles/states/Kentucky/4.states_Kentucky_Other_publisher.docx
@@ -7,7 +7,7 @@
         <w:pStyle w:val="Heading1"/>
       </w:pPr>
       <w:r>
-        <w:t>Now-critical Trump once sang praises of ex-prez Clinton; In 2015, he called him the best leader in recent times</w:t>
+        <w:t>Results provide clues into what will work in '96</w:t>
       </w:r>
     </w:p>
     <w:p>
@@ -17,17 +17,17 @@
     </w:p>
     <w:p>
       <w:r>
-        <w:t>Date: 2016-05-18</w:t>
+        <w:t>Date: 1995-11-08</w:t>
       </w:r>
     </w:p>
     <w:p>
       <w:r>
-        <w:t>Section: NEWS; Pg. 5A</w:t>
+        <w:t>Section: NEWS; Pg. 1A; Cover Story</w:t>
       </w:r>
     </w:p>
     <w:p>
       <w:r>
-        <w:t>Source file: Other publishers/Files (500) (9).DOCX</w:t>
+        <w:t>Source file: Other publishers/Files (500) (28).DOCX</w:t>
       </w:r>
     </w:p>
     <w:p>
@@ -49,41 +49,91 @@
     </w:p>
     <w:p>
       <w:r>
-        <w:t>There may be one complication for Donald Trump in attacking former president Bill Clinton's record on the economy: Donald Trump.</w:t>
+        <w:t>The results of the 1995 election appeared mixed Tuesday night - further proof that there are rarely sure things in politics.</w:t>
         <w:br/>
-        <w:t>The real estate billionaire and presumptive Republican presidential nominee fired an opening salvo on Tuesday in response to Hillary Clinton's plan to put her husband in charge of revitalizing the economy.</w:t>
+        <w:t>Democrats, who have found almost nothing but bad news at the polls since President Clinton was elected in 1992, found a bright spot when the Republican Revolution failed to capture the governor's mansion in Kentucky, a key contest.</w:t>
         <w:br/>
-        <w:t>"How can Crooked Hillary put her husband in charge of the economy when he was responsible for NAFTA, the worst economic deal in U.S. history?" Trump tweeted.</w:t>
+        <w:t>Democrats narrowly kept the governorship, which they've held since 1971, and stole from national Republicans major bragging rights coming off the 1995 elections. The win, even if blunted by GOP gains elsewhere, postponed talk of a continued Democratic meltdown.</w:t>
         <w:br/>
-        <w:t>Yet as recently as last year, Trump called Bill Clinton the best of the past four U.S. presidents. In 2008, Trump called him a "great president" and said the Clintons are "fine people."</w:t>
+        <w:t>An elated Democratic National Committee chairman Sen. Christopher Dodd went one step further, saying the win signals that Republican realignment has "stalled."</w:t>
         <w:br/>
-        <w:t>In a June 2015 interview on MSNBC's Morning Joe, Trump was asked to pick the best of the past four presidents, and he chose Clinton.</w:t>
+        <w:t>GOP National Committee chairman Haley Barbour tried to minimize the Kentucky loss, noting that Republicans had not won the governorship there since 1967, making it "a tall mountain to climb."</w:t>
         <w:br/>
-        <w:t>"I would really say Clinton, probably," he said. "Had he not met Monica, had he not met Paula, had he not met various and sundry semi-beautiful women, he would have had a much better deal going."</w:t>
+        <w:t>He joked that Republicans have been so successful in elections lately that "some people think we're supposed to win every election every time out."</w:t>
         <w:br/>
-        <w:t>Most of Trump's public praise for Bill Clinton came during the late 1990s as his presidency wound down.</w:t>
+        <w:t>Still, Lt. Gov. Paul Patton's win in Kentucky could embolden national Democrats, on the ropes for a year after losing control of Congress in the 1994 election, to stand up to the GOP onslaught of budget cuts and program reforms.</w:t>
         <w:br/>
-        <w:t>"I think Bill Clinton has done a terrific job. I don't think he's been treated very fairly," Trump told CNN's Robert Novak in 1997.</w:t>
+        <w:t>Patton ran harder against GOP House Speaker Newt Gingrich than his real opponent, using Gingrich's image in TV ads.</w:t>
         <w:br/>
-        <w:t>The battle between Hillary Clinton and Trump in the fall is expected to be the fiercest in the industrial heartland and rural Appalachia, communities where working-class, white voters have been devastated by manufacturing and coal industry job losses.</w:t>
+        <w:t>Patton charged that Republicans were trying to balance the budget on the backs of the elderly and warned that their efforts would cause Medicare to "wither on the vine."</w:t>
         <w:br/>
-        <w:t>To offset Trump's appeal in these areas, Clinton has in the past few days attempted to put her husband out front, hoping he remains a popular figure in the region. Clinton carried many of these states, including Kentucky and West Virginia, in both his presidential elections.</w:t>
+        <w:t>With attention turning to the 1996 elections, every contest is being examined for clues and strategies that can pay off in the crucial election a year away, when the White House and Congress are the prizes.</w:t>
         <w:br/>
-        <w:t>While Trump has based most of his criticism of the Clintons on character issues, including President Clinton's treatment of women over the course of his public life, the top concern for most voters is the economy and jobs, and that is where the Clintons will focus.</w:t>
+        <w:t>Of course, the big questions will revolve around the economy and whether retired general Colin Powell runs, what Ross Perot does, how the Republican Revolution plays out and President Clinton's ability to keep the Democratic Party intact.</w:t>
         <w:br/>
-        <w:t>It may not matter to these voters that Trump was previously complimentary to Bill Clinton as they've proved to be loyal supporters of the real estate mogul in a series of primary states. Further, Hillary Clinton's March comments about putting the coal industry out of business -- which she later apologized for -- have proved toxic in these once-friendly states.</w:t>
+        <w:t>Several unconfirmed reports surfaced Tuesday night that Powell will answer one of those questions by announcing his decision on whether to run for the GOP presidential nomination before the end of the week.</w:t>
         <w:br/>
-        <w:t>Yet the Clinton campaign is hoping that Bill Clinton can help if the former president plays a more prominent role on economic policy. And Trump's previous praise gives him a talking point.</w:t>
+        <w:t>Powell, a moderate, would face heavy opposition from the GOP's right wing, who worry that he might stem the conservative tide they hope will wash over the land.</w:t>
         <w:br/>
-        <w:t xml:space="preserve">The Trump campaign did not immediately respond to USA TODAY's request for comment. </w:t>
+        <w:t>The Republican front-runner, Senate Majority Leader Bob Dole, was poised to make his own announcement today, when he is expected to gain the endorsement of influential New Hampshire Gov. Steve Merrill.</w:t>
+        <w:br/>
+        <w:t>Polls show Powell and Dole running neck and neck in New Hampshire, which will stage the first state primary of the 1996 campaign on Feb. 20.</w:t>
+        <w:br/>
+        <w:t>Earlier Tuesday, in a speech in Philadelphia, Powell gave no clue of his intentions, telling his audience he was still looking for his proper role in the nation's life.</w:t>
+        <w:br/>
+        <w:t>"There is a role for each and every one of us to play. I'm searching for the role I should play," Powell told a meeting of the American Society of Travel Agents.</w:t>
+        <w:br/>
+        <w:t>With or without Powell, the 1996 campaign is likely to center on several key issues and political questions:</w:t>
+        <w:br/>
+        <w:t>-- Will the Democratic strategy to appeal to older voters by painting Republicans as enemies of Medicare, and GOP emphasis on fiscal prudence and deficit reduction to attract suburban blocs, be successful over the long haul?</w:t>
+        <w:br/>
+        <w:t>-- How do the two parties appeal to so-called "impatient independents," a volatile group who want action now?</w:t>
+        <w:br/>
+        <w:t>-- Can efforts to register more blacks and women, most of whom lean Democrat, offset the power of so-called angry white males, who voted heavily Republican in 1994?</w:t>
+        <w:br/>
+        <w:t>-- Is the trend away from party labels in campaign literature and ads likely to mitigate voter anger against the two major parties and attract more independent voters?</w:t>
+        <w:br/>
+        <w:t>-- Will Democratic efforts to wage class warfare and label Republicans the party of the rich win back traditional working-class voters attracted to the GOP on social issues?</w:t>
+        <w:br/>
+        <w:t>-- And will the GOP alliance with Christian conservatives attract like-minded Democrats worried about what they see as a moral crisis in the nation, or turn many moderates off?</w:t>
+        <w:br/>
+        <w:t>"Right now, it's still too early to predict how it's all going to play out, but there are a lot of these kinds of questions out there," says Curtis Gans of the Committee for Study of the American Electorate.</w:t>
+        <w:br/>
+        <w:t>Strategists on both sides have been scouring the polls for months to determine where they should maximize their appeals. Democrats find their strongest support among women, minorities, older people, Easterners, urban dwellers and families with incomes below $ 50,000.</w:t>
+        <w:br/>
+        <w:t>Therefore, one can expect a continuation of the attacks on Republicans over cuts in social programs and education, erosion of abortion rights and affirmative action, tax breaks for the rich and easing of environmental regulations.</w:t>
+        <w:br/>
+        <w:t>"It's going to get vicious, because Democrats will be fighting for their lives," says GOP strategist Tom Edmonds.</w:t>
+        <w:br/>
+        <w:t>At the same time, however, Democrats must be careful not to look too much like the tax-and-spend, anything-goes liberals who were soundly rejected in the 1994 congressional elections.</w:t>
+        <w:br/>
+        <w:t>"Democrats are still struggling for a message," says Democratic pollster Celinda Lake.</w:t>
+        <w:br/>
+        <w:t>"It's not clear if the Democrats know they have a task on the moral dimension, as well as fending off Republican attacks on their programs," says Everett Ladd of the nonpartisan Roper Center for Public Opinion Research.</w:t>
+        <w:br/>
+        <w:t>And Democratic consultant Brian Lunde says the most successful Democratic candidates running next year will be those "who look not like old Democrats but moderate Republicans."</w:t>
+        <w:br/>
+        <w:t>By the same token, Republican appeal is greatest among whites, males, younger voters, Southerners, suburbanites and families with incomes above $ 50,000.</w:t>
+        <w:br/>
+        <w:t>Thus, look for GOP efforts to push fiscal restraint, personal responsibility, strong national defense, tax cuts for business and upper-income families, and strong measures against crime to dominate their agenda.</w:t>
+        <w:br/>
+        <w:t>A major Republican task is to not look like ogres in their zeal to bring the budget under control.</w:t>
+        <w:br/>
+        <w:t>"Republicans have to look tough-minded, but not mean-spirited," says GOP strategist William Kristol.</w:t>
+        <w:br/>
+        <w:t>Kristol, who is touting Powell, says the former chairman of the Joint Chiefs of Staff "is best equipped to do that" at the top of the ticket.</w:t>
+        <w:br/>
+        <w:t>But in the end, ultimate success will depend upon which party most effectively pulls in the independents - that broad moderate segment in the middle that could swing either way.</w:t>
+        <w:br/>
+        <w:t>That means both parties have to take care that they don't give the impression their extreme wings are in control of the machinery.</w:t>
+        <w:br/>
+        <w:t>"Both parties will have to find ways to strike a balance between curbing the powers of the state without destroying essential programs, and develop a voice to present a different sense of direction in moral terms," says Ladd.</w:t>
         <w:br/>
         <w:br/>
-        <w:t>Graphic</w:t>
+        <w:t>Notes</w:t>
         <w:br/>
         <w:br/>
-        <w:t xml:space="preserve"> </w:t>
-        <w:br/>
-        <w:t>photo Heidi Heilbrunn, The Greenville News-USA TODAY</w:t>
+        <w:t>Parties may learn, but 'it's too early to predict how it's all going to play out'</w:t>
       </w:r>
     </w:p>
     <w:sectPr>

--- a/example_articles/states/Kentucky/4.states_Kentucky_Other_publisher.docx
+++ b/example_articles/states/Kentucky/4.states_Kentucky_Other_publisher.docx
@@ -7,7 +7,7 @@
         <w:pStyle w:val="Heading1"/>
       </w:pPr>
       <w:r>
-        <w:t>Results provide clues into what will work in '96</w:t>
+        <w:t>DIVERSITY PUTS ITS STAMP ON POETRY</w:t>
       </w:r>
     </w:p>
     <w:p>
@@ -17,17 +17,17 @@
     </w:p>
     <w:p>
       <w:r>
-        <w:t>Date: 1995-11-08</w:t>
+        <w:t>Date: 1996-09-29</w:t>
       </w:r>
     </w:p>
     <w:p>
       <w:r>
-        <w:t>Section: NEWS; Pg. 1A; Cover Story</w:t>
+        <w:t>Section: ARTS &amp; ENTERTAINMENT,</w:t>
       </w:r>
     </w:p>
     <w:p>
       <w:r>
-        <w:t>Source file: Other publishers/Files (500) (28).DOCX</w:t>
+        <w:t>Source file: Other publishers/Files (500) (23).DOCX</w:t>
       </w:r>
     </w:p>
     <w:p>
@@ -49,91 +49,49 @@
     </w:p>
     <w:p>
       <w:r>
-        <w:t>The results of the 1995 election appeared mixed Tuesday night - further proof that there are rarely sure things in politics.</w:t>
+        <w:t>Poets, we've got 'em:</w:t>
         <w:br/>
-        <w:t>Democrats, who have found almost nothing but bad news at the polls since President Clinton was elected in 1992, found a bright spot when the Republican Revolution failed to capture the governor's mansion in Kentucky, a key contest.</w:t>
+        <w:t>Latino, gay, American Indian, New Age, white males over 40, lesbians under 40, convicts, single black women, Asian refugees . . .</w:t>
         <w:br/>
-        <w:t>Democrats narrowly kept the governorship, which they've held since 1971, and stole from national Republicans major bragging rights coming off the 1995 elections. The win, even if blunted by GOP gains elsewhere, postponed talk of a continued Democratic meltdown.</w:t>
+        <w:t>American poetry, much like prose, is fragmenting all over the place. You can call it multiculturalism, tribalism, cultural diversity, niche marketing, but whatever the name, today's poetry community has more specialists than a pro football team.</w:t>
         <w:br/>
-        <w:t>An elated Democratic National Committee chairman Sen. Christopher Dodd went one step further, saying the win signals that Republican realignment has "stalled."</w:t>
+        <w:t>The range of anthologies coming on the market is evidence of that trend, hailed in some quarters, attacked in others. The chief targets are the old white guys who have forever dominated the field, from academics to publishing to the awards committees.</w:t>
         <w:br/>
-        <w:t>GOP National Committee chairman Haley Barbour tried to minimize the Kentucky loss, noting that Republicans had not won the governorship there since 1967, making it "a tall mountain to climb."</w:t>
+        <w:t>Adrienne Rich in her introduction to ''The Best American Poetry of 1996,'' sees hope in the emergence of projects that can break the hold that white men have had on poetry in this country.</w:t>
         <w:br/>
-        <w:t>He joked that Republicans have been so successful in elections lately that "some people think we're supposed to win every election every time out."</w:t>
+        <w:t>She calls that hold a ''defacto apartheid of our institutionalized literary culture. Apartheid of the imagination becomes a blockage in the throat of poetry.''</w:t>
         <w:br/>
-        <w:t>Still, Lt. Gov. Paul Patton's win in Kentucky could embolden national Democrats, on the ropes for a year after losing control of Congress in the 1994 election, to stand up to the GOP onslaught of budget cuts and program reforms.</w:t>
+        <w:t>Rich cites such efforts as the National Writers Voice and the Working Class Kitchen in Kentucky as a means of ''bringing poetry into local communities''</w:t>
         <w:br/>
-        <w:t>Patton ran harder against GOP House Speaker Newt Gingrich than his real opponent, using Gingrich's image in TV ads.</w:t>
+        <w:t>Richard Wilbur, who falls into Rich's ''white men'' category, chafes a bit at these words. ''I'm a little disappointed in Adrienne's comments. For years while I was editing the Wesleyan Review, we were looking all the time to find the best new poets - women, minorities - we could. But we weren't willing to print something that wasn't any good.''</w:t>
         <w:br/>
-        <w:t>Patton charged that Republicans were trying to balance the budget on the backs of the elderly and warned that their efforts would cause Medicare to "wither on the vine."</w:t>
+        <w:t>Verse, good and bad, has been Wilbur's profession for many of his 75 years. He's been the poet laureate of the United States, a Pulitzer Prize winner, the definitive translator of Moliere and Racine for the modern stage and all the while adding to his large body of poetry.</w:t>
         <w:br/>
-        <w:t>With attention turning to the 1996 elections, every contest is being examined for clues and strategies that can pay off in the crucial election a year away, when the White House and Congress are the prizes.</w:t>
+        <w:t>Wilbur comes here Wednesday to open the new season of the International Poetry Forum. The reading is at 8 p.m. at the Carnegie Lecture Hall. (For tickets, call 621-9893.)</w:t>
         <w:br/>
-        <w:t>Of course, the big questions will revolve around the economy and whether retired general Colin Powell runs, what Ross Perot does, how the Republican Revolution plays out and President Clinton's ability to keep the Democratic Party intact.</w:t>
+        <w:t>Following another reading elsewhere several years ago, Wilbur was approached by a listener who asked him if he read ''gay poets, Latino poets, women poets.''</w:t>
         <w:br/>
-        <w:t>Several unconfirmed reports surfaced Tuesday night that Powell will answer one of those questions by announcing his decision on whether to run for the GOP presidential nomination before the end of the week.</w:t>
+        <w:t>''I said, 'I don't read category poets. I read good poetry.'</w:t>
         <w:br/>
-        <w:t>Powell, a moderate, would face heavy opposition from the GOP's right wing, who worry that he might stem the conservative tide they hope will wash over the land.</w:t>
+        <w:t>''I'm afraid that what's happened in poetry today is part of the flavor of our life now,'' Wilbur said. ''Elizabeth Bishop was a wonderful poet and a lesbian, but she never agreed to place her work in anthologies of poetry by women. She reasoned that she was either a poet or she wasn't.''</w:t>
         <w:br/>
-        <w:t>The Republican front-runner, Senate Majority Leader Bob Dole, was poised to make his own announcement today, when he is expected to gain the endorsement of influential New Hampshire Gov. Steve Merrill.</w:t>
+        <w:t>Contemporary poetry is not ''universally healthy at present,'' Wilbur feels.</w:t>
         <w:br/>
-        <w:t>Polls show Powell and Dole running neck and neck in New Hampshire, which will stage the first state primary of the 1996 campaign on Feb. 20.</w:t>
+        <w:t>''There's a great deal of second-rate work getting published, slack, prosaic, personal, dull and unambitious. But, you know, it doesn't worry me all that much. When I was poet laureate, I was constantly asked by the press to assess 'the health' of poetry,' so I developed this answer:</w:t>
         <w:br/>
-        <w:t>Earlier Tuesday, in a speech in Philadelphia, Powell gave no clue of his intentions, telling his audience he was still looking for his proper role in the nation's life.</w:t>
+        <w:t>'' 'There are about 40 American poets around I would be interested in reading, and that's a treasure.' ''</w:t>
         <w:br/>
-        <w:t>"There is a role for each and every one of us to play. I'm searching for the role I should play," Powell told a meeting of the American Society of Travel Agents.</w:t>
+        <w:t>But, at present, 17th-century French verse rather than modern American poetry is Wilbur's concern. His latest project is the translation of Moliere's ''Don Juan,'' one of the French playwright's few prose plays.</w:t>
         <w:br/>
-        <w:t>With or without Powell, the 1996 campaign is likely to center on several key issues and political questions:</w:t>
+        <w:t>The standard form at the time was the rhymed couplet, and Wilbur has reworked seven Moliere works using that form for English-speaking audiences.</w:t>
         <w:br/>
-        <w:t>-- Will the Democratic strategy to appeal to older voters by painting Republicans as enemies of Medicare, and GOP emphasis on fiscal prudence and deficit reduction to attract suburban blocs, be successful over the long haul?</w:t>
+        <w:t>Starting nearly 50 years ago, Wilbur began to preserve the classic French dramatic form at a time when Moliere, Racine and others were translated into prose only.</w:t>
         <w:br/>
-        <w:t>-- How do the two parties appeal to so-called "impatient independents," a volatile group who want action now?</w:t>
+        <w:t>His Moliere translations have reached Broadway, most recently last year, when Brian Bedford brought ''The School for Husbands'' and ''The Imaginary Cuckold'' to New York. The Pittsburgh Public Theater performed Wilbur's ''The School for Wives'' in '93.</w:t>
         <w:br/>
-        <w:t>-- Can efforts to register more blacks and women, most of whom lean Democrat, offset the power of so-called angry white males, who voted heavily Republican in 1994?</w:t>
+        <w:t>''I've always had a knack for rhyme and meter, so perhaps I've been able to do justice to Moliere,'' said Wilbur, who sees poets returning to those traditional forms.</w:t>
         <w:br/>
-        <w:t>-- Is the trend away from party labels in campaign literature and ads likely to mitigate voter anger against the two major parties and attract more independent voters?</w:t>
-        <w:br/>
-        <w:t>-- Will Democratic efforts to wage class warfare and label Republicans the party of the rich win back traditional working-class voters attracted to the GOP on social issues?</w:t>
-        <w:br/>
-        <w:t>-- And will the GOP alliance with Christian conservatives attract like-minded Democrats worried about what they see as a moral crisis in the nation, or turn many moderates off?</w:t>
-        <w:br/>
-        <w:t>"Right now, it's still too early to predict how it's all going to play out, but there are a lot of these kinds of questions out there," says Curtis Gans of the Committee for Study of the American Electorate.</w:t>
-        <w:br/>
-        <w:t>Strategists on both sides have been scouring the polls for months to determine where they should maximize their appeals. Democrats find their strongest support among women, minorities, older people, Easterners, urban dwellers and families with incomes below $ 50,000.</w:t>
-        <w:br/>
-        <w:t>Therefore, one can expect a continuation of the attacks on Republicans over cuts in social programs and education, erosion of abortion rights and affirmative action, tax breaks for the rich and easing of environmental regulations.</w:t>
-        <w:br/>
-        <w:t>"It's going to get vicious, because Democrats will be fighting for their lives," says GOP strategist Tom Edmonds.</w:t>
-        <w:br/>
-        <w:t>At the same time, however, Democrats must be careful not to look too much like the tax-and-spend, anything-goes liberals who were soundly rejected in the 1994 congressional elections.</w:t>
-        <w:br/>
-        <w:t>"Democrats are still struggling for a message," says Democratic pollster Celinda Lake.</w:t>
-        <w:br/>
-        <w:t>"It's not clear if the Democrats know they have a task on the moral dimension, as well as fending off Republican attacks on their programs," says Everett Ladd of the nonpartisan Roper Center for Public Opinion Research.</w:t>
-        <w:br/>
-        <w:t>And Democratic consultant Brian Lunde says the most successful Democratic candidates running next year will be those "who look not like old Democrats but moderate Republicans."</w:t>
-        <w:br/>
-        <w:t>By the same token, Republican appeal is greatest among whites, males, younger voters, Southerners, suburbanites and families with incomes above $ 50,000.</w:t>
-        <w:br/>
-        <w:t>Thus, look for GOP efforts to push fiscal restraint, personal responsibility, strong national defense, tax cuts for business and upper-income families, and strong measures against crime to dominate their agenda.</w:t>
-        <w:br/>
-        <w:t>A major Republican task is to not look like ogres in their zeal to bring the budget under control.</w:t>
-        <w:br/>
-        <w:t>"Republicans have to look tough-minded, but not mean-spirited," says GOP strategist William Kristol.</w:t>
-        <w:br/>
-        <w:t>Kristol, who is touting Powell, says the former chairman of the Joint Chiefs of Staff "is best equipped to do that" at the top of the ticket.</w:t>
-        <w:br/>
-        <w:t>But in the end, ultimate success will depend upon which party most effectively pulls in the independents - that broad moderate segment in the middle that could swing either way.</w:t>
-        <w:br/>
-        <w:t>That means both parties have to take care that they don't give the impression their extreme wings are in control of the machinery.</w:t>
-        <w:br/>
-        <w:t>"Both parties will have to find ways to strike a balance between curbing the powers of the state without destroying essential programs, and develop a voice to present a different sense of direction in moral terms," says Ladd.</w:t>
-        <w:br/>
-        <w:br/>
-        <w:t>Notes</w:t>
-        <w:br/>
-        <w:br/>
-        <w:t>Parties may learn, but 'it's too early to predict how it's all going to play out'</w:t>
+        <w:t>''There's a growing tendency within poetry now to take up rhyme and meter again. Free verse seems to have finally exhausted itself as more people discover how precise your language can be by using the traditional forms.''</w:t>
       </w:r>
     </w:p>
     <w:sectPr>
